--- a/CAPSTONE/bus311-capstone-student-rubric.docx
+++ b/CAPSTONE/bus311-capstone-student-rubric.docx
@@ -45,7 +45,7 @@
           <w:color w:val="5B6472"/>
           <w:sz w:val="18"/>
         </w:rPr>
-        <w:t>100 points  |  Complete · Developing · Not demonstrated  |  Source v1.4.0</w:t>
+        <w:t>100 points  |  Complete · Developing · Not demonstrated  |  Source v1.5.0</w:t>
       </w:r>
     </w:p>
     <w:p>
